--- a/MAU BB TO TUNG/BB XDD - RA CAM - NHAN CHUNG/Bien ban mua- ban - giao - nhan  - su dung Ma tuy/BB RA SOAT CAMERA NOI MUA MA TUY 146-128.docx
+++ b/MAU BB TO TUNG/BB XDD - RA CAM - NHAN CHUNG/Bien ban mua- ban - giao - nhan  - su dung Ma tuy/BB RA SOAT CAMERA NOI MUA MA TUY 146-128.docx
@@ -194,11 +194,11 @@
           </mc:Choice>
           <mc:Fallback>
             <w:pict>
-              <v:shapetype id="_x0000_t202" coordsize="21600,21600" o:spt="202" path="m,l,21600r21600,l21600,xe">
+              <v:shapetype w14:anchorId="57439DF7" id="_x0000_t202" coordsize="21600,21600" o:spt="202" path="m,l,21600r21600,l21600,xe">
                 <v:stroke joinstyle="miter"/>
                 <v:path gradientshapeok="t" o:connecttype="rect"/>
               </v:shapetype>
-              <v:shape id="Text Box 10" o:spid="_x0000_s1026" type="#_x0000_t202" style="position:absolute;left:0;text-align:left;margin-left:348pt;margin-top:-45.7pt;width:134pt;height:44.7pt;z-index:-251658240;visibility:visible;mso-wrap-style:square;mso-width-percent:0;mso-height-percent:0;mso-wrap-distance-left:9pt;mso-wrap-distance-top:0;mso-wrap-distance-right:9pt;mso-wrap-distance-bottom:0;mso-position-horizontal:absolute;mso-position-horizontal-relative:text;mso-position-vertical:absolute;mso-position-vertical-relative:text;mso-width-percent:0;mso-height-percent:0;mso-width-relative:page;mso-height-relative:page;v-text-anchor:top" o:gfxdata="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" strokecolor="white">
+              <v:shape id="Text Box 10" o:spid="_x0000_s1026" type="#_x0000_t202" style="position:absolute;left:0;text-align:left;margin-left:348pt;margin-top:-45.7pt;width:134pt;height:44.7pt;z-index:-251658240;visibility:visible;mso-wrap-style:square;mso-width-percent:0;mso-height-percent:0;mso-wrap-distance-left:9pt;mso-wrap-distance-top:0;mso-wrap-distance-right:9pt;mso-wrap-distance-bottom:0;mso-position-horizontal:absolute;mso-position-horizontal-relative:text;mso-position-vertical:absolute;mso-position-vertical-relative:text;mso-width-percent:0;mso-height-percent:0;mso-width-relative:page;mso-height-relative:page;v-text-anchor:top" o:gfxdata="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" strokecolor="white">
                 <v:textbox>
                   <w:txbxContent>
                     <w:p>
@@ -1357,134 +1357,138 @@
         <w:spacing w:before="60" w:after="60" w:line="240" w:lineRule="auto"/>
         <w:ind w:firstLine="567"/>
         <w:jc w:val="both"/>
-      </w:pPr>
-      <w:r>
-        <w:rPr>
-          <w:rFonts w:eastAsia="Times New Roman"/>
-          <w:color w:val="FF0000"/>
-          <w:spacing w:val="-2"/>
-        </w:rPr>
-        <w:t xml:space="preserve">         Rà soát camera </w:t>
-      </w:r>
-      <w:r>
-        <w:rPr>
-          <w:rFonts w:eastAsia="Times New Roman"/>
-          <w:color w:val="FF0000"/>
-          <w:spacing w:val="-2"/>
-        </w:rPr>
-        <w:t xml:space="preserve">nơi </w:t>
-      </w:r>
-      <w:bookmarkStart w:id="2" w:name="_Hlk224199635"/>
-      <w:r>
-        <w:rPr>
-          <w:rFonts w:eastAsia="Times New Roman"/>
-          <w:color w:val="000000"/>
-          <w:spacing w:val="-2"/>
-        </w:rPr>
-        <w:t>{</w:t>
-      </w:r>
-      <w:r>
-        <w:rPr>
-          <w:rFonts w:eastAsia="Times New Roman"/>
-          <w:color w:val="000000"/>
-          <w:spacing w:val="-2"/>
-        </w:rPr>
-        <w:t xml:space="preserve">doituong1_ho_va_ten} </w:t>
-      </w:r>
-      <w:bookmarkEnd w:id="2"/>
-      <w:r>
-        <w:rPr>
-          <w:rFonts w:eastAsia="Times New Roman"/>
-          <w:color w:val="7030A0"/>
-          <w:spacing w:val="-2"/>
-        </w:rPr>
-        <w:t>mua/bán giao/nhận</w:t>
-      </w:r>
-      <w:r>
-        <w:rPr>
-          <w:rFonts w:eastAsia="Times New Roman"/>
-          <w:color w:val="FFFF00"/>
-          <w:spacing w:val="-2"/>
-        </w:rPr>
-        <w:t xml:space="preserve">, </w:t>
-      </w:r>
-      <w:r>
-        <w:rPr>
-          <w:rFonts w:eastAsia="Times New Roman"/>
-          <w:color w:val="2E74B5"/>
-          <w:spacing w:val="-2"/>
-        </w:rPr>
-        <w:t>sử dụng</w:t>
-      </w:r>
-      <w:r>
-        <w:rPr>
-          <w:rFonts w:eastAsia="Times New Roman"/>
-          <w:color w:val="FFFF00"/>
-          <w:spacing w:val="-2"/>
-        </w:rPr>
-        <w:t xml:space="preserve"> </w:t>
-      </w:r>
-      <w:r>
-        <w:rPr>
-          <w:rFonts w:eastAsia="Times New Roman"/>
-          <w:color w:val="000000"/>
-          <w:spacing w:val="-2"/>
-        </w:rPr>
-        <w:t xml:space="preserve">ma túy đá (MET) - </w:t>
-      </w:r>
-      <w:r>
-        <w:rPr>
-          <w:rFonts w:eastAsia="Times New Roman"/>
-          <w:color w:val="C45911"/>
-          <w:spacing w:val="-2"/>
-        </w:rPr>
-        <w:t>từ, cho - cùng với</w:t>
-      </w:r>
-      <w:r>
-        <w:rPr>
-          <w:rFonts w:eastAsia="Times New Roman"/>
-          <w:color w:val="000000"/>
-          <w:spacing w:val="-2"/>
-        </w:rPr>
-        <w:t xml:space="preserve"> </w:t>
-      </w:r>
-      <w:r>
-        <w:rPr>
-          <w:rFonts w:eastAsia="Times New Roman"/>
-          <w:color w:val="EE0000"/>
-          <w:spacing w:val="-2"/>
-        </w:rPr>
-        <w:t xml:space="preserve">đối tượng </w:t>
-      </w:r>
-      <w:r>
-        <w:rPr>
-          <w:rFonts w:eastAsia="Times New Roman"/>
-          <w:color w:val="EE0000"/>
-          <w:spacing w:val="-2"/>
-        </w:rPr>
-        <w:t>chưa</w:t>
-      </w:r>
-      <w:r>
-        <w:rPr>
-          <w:rFonts w:eastAsia="Times New Roman"/>
-          <w:color w:val="EE0000"/>
-          <w:spacing w:val="-2"/>
-        </w:rPr>
-        <w:t xml:space="preserve"> rõ lai lịch</w:t>
-      </w:r>
-      <w:r>
-        <w:rPr>
-          <w:rFonts w:eastAsia="Times New Roman"/>
-          <w:color w:val="FF0000"/>
-          <w:spacing w:val="-2"/>
-        </w:rPr>
-        <w:t xml:space="preserve"> </w:t>
-      </w:r>
-      <w:r>
         <w:rPr>
           <w:noProof/>
           <w:color w:val="FF0000"/>
         </w:rPr>
+      </w:pPr>
+      <w:r>
+        <w:rPr>
+          <w:rFonts w:eastAsia="Times New Roman"/>
+          <w:color w:val="FF0000"/>
+          <w:spacing w:val="-2"/>
+        </w:rPr>
+        <w:t xml:space="preserve">         Rà soát camera </w:t>
+      </w:r>
+      <w:r>
+        <w:rPr>
+          <w:rFonts w:eastAsia="Times New Roman"/>
+          <w:color w:val="FF0000"/>
+          <w:spacing w:val="-2"/>
+        </w:rPr>
+        <w:t xml:space="preserve">nơi </w:t>
+      </w:r>
+      <w:bookmarkStart w:id="2" w:name="_Hlk224199635"/>
+      <w:r>
+        <w:rPr>
+          <w:rFonts w:eastAsia="Times New Roman"/>
+          <w:color w:val="000000"/>
+          <w:spacing w:val="-2"/>
+        </w:rPr>
+        <w:t>{</w:t>
+      </w:r>
+      <w:r>
+        <w:rPr>
+          <w:rFonts w:eastAsia="Times New Roman"/>
+          <w:color w:val="000000"/>
+          <w:spacing w:val="-2"/>
+        </w:rPr>
+        <w:t xml:space="preserve">doituong1_ho_va_ten} </w:t>
+      </w:r>
+      <w:bookmarkEnd w:id="2"/>
+      <w:r>
+        <w:rPr>
+          <w:rFonts w:eastAsia="Times New Roman"/>
+          <w:color w:val="7030A0"/>
+          <w:spacing w:val="-2"/>
+        </w:rPr>
+        <w:t>mua/bán giao/nhận</w:t>
+      </w:r>
+      <w:r>
+        <w:rPr>
+          <w:rFonts w:eastAsia="Times New Roman"/>
+          <w:color w:val="FFFF00"/>
+          <w:spacing w:val="-2"/>
+        </w:rPr>
+        <w:t xml:space="preserve">, </w:t>
+      </w:r>
+      <w:r>
+        <w:rPr>
+          <w:rFonts w:eastAsia="Times New Roman"/>
+          <w:color w:val="2E74B5"/>
+          <w:spacing w:val="-2"/>
+        </w:rPr>
+        <w:t>sử dụng</w:t>
+      </w:r>
+      <w:r>
+        <w:rPr>
+          <w:rFonts w:eastAsia="Times New Roman"/>
+          <w:color w:val="FFFF00"/>
+          <w:spacing w:val="-2"/>
+        </w:rPr>
+        <w:t xml:space="preserve"> </w:t>
+      </w:r>
+      <w:r>
+        <w:rPr>
+          <w:rFonts w:eastAsia="Times New Roman"/>
+          <w:color w:val="000000"/>
+          <w:spacing w:val="-2"/>
+        </w:rPr>
+        <w:t xml:space="preserve">ma túy đá (MET) - </w:t>
+      </w:r>
+      <w:r>
+        <w:rPr>
+          <w:rFonts w:eastAsia="Times New Roman"/>
+          <w:color w:val="C45911"/>
+          <w:spacing w:val="-2"/>
+        </w:rPr>
+        <w:t>từ, cho - cùng với</w:t>
+      </w:r>
+      <w:r>
+        <w:rPr>
+          <w:rFonts w:eastAsia="Times New Roman"/>
+          <w:color w:val="000000"/>
+          <w:spacing w:val="-2"/>
+        </w:rPr>
+        <w:t xml:space="preserve"> </w:t>
+      </w:r>
+      <w:r>
+        <w:rPr>
+          <w:rFonts w:eastAsia="Times New Roman"/>
+          <w:color w:val="EE0000"/>
+          <w:spacing w:val="-2"/>
+        </w:rPr>
+        <w:t xml:space="preserve">đối tượng </w:t>
+      </w:r>
+      <w:r>
+        <w:rPr>
+          <w:rFonts w:eastAsia="Times New Roman"/>
+          <w:color w:val="EE0000"/>
+          <w:spacing w:val="-2"/>
+        </w:rPr>
+        <w:t>chưa</w:t>
+      </w:r>
+      <w:r>
+        <w:rPr>
+          <w:rFonts w:eastAsia="Times New Roman"/>
+          <w:color w:val="EE0000"/>
+          <w:spacing w:val="-2"/>
+        </w:rPr>
+        <w:t xml:space="preserve"> rõ lai lịch</w:t>
+      </w:r>
+      <w:r>
+        <w:rPr>
+          <w:rFonts w:eastAsia="Times New Roman"/>
+          <w:color w:val="FF0000"/>
+          <w:spacing w:val="-2"/>
+        </w:rPr>
+        <w:t xml:space="preserve"> </w:t>
+      </w:r>
+      <w:r>
+        <w:rPr>
+          <w:noProof/>
+          <w:color w:val="FF0000"/>
+        </w:rPr>
         <w:t xml:space="preserve">trong vụ: </w:t>
       </w:r>
       <w:r>
@@ -1497,24 +1501,18 @@
         <w:rPr>
           <w:noProof/>
         </w:rPr>
-        <w:t>ghi</w:t>
+        <w:t>tom_tat</w:t>
       </w:r>
       <w:r>
         <w:rPr>
           <w:noProof/>
         </w:rPr>
-        <w:t>_</w:t>
+        <w:t>_vu_viec</w:t>
       </w:r>
       <w:r>
         <w:rPr>
           <w:noProof/>
         </w:rPr>
-        <w:t>chu</w:t>
-      </w:r>
-      <w:r>
-        <w:rPr>
-          <w:noProof/>
-        </w:rPr>
         <w:t>}</w:t>
       </w:r>
       <w:r>
@@ -1524,6 +1522,20 @@
         </w:rPr>
         <w:t>.</w:t>
       </w:r>
+      <w:r>
+        <w:rPr>
+          <w:rFonts w:eastAsia="Times New Roman"/>
+          <w:spacing w:val="-2"/>
+        </w:rPr>
+        <w:t xml:space="preserve"> </w:t>
+      </w:r>
+    </w:p>
+    <w:p>
+      <w:pPr>
+        <w:spacing w:before="60" w:after="60" w:line="240" w:lineRule="auto"/>
+        <w:ind w:firstLine="567"/>
+        <w:jc w:val="both"/>
+      </w:pPr>
     </w:p>
     <w:p>
       <w:pPr>
@@ -2731,6 +2743,21 @@
       <w:lang w:val="en-US" w:eastAsia="en-US"/>
     </w:rPr>
   </w:style>
+  <w:style w:type="character" w:customStyle="1" w:styleId="fontstyle01">
+    <w:name w:val="fontstyle01"/>
+    <w:basedOn w:val="DefaultParagraphFont"/>
+    <w:rsid w:val="00044340"/>
+    <w:rPr>
+      <w:rFonts w:ascii="Consolas" w:hAnsi="Consolas" w:hint="default"/>
+      <w:b w:val="0"/>
+      <w:bCs w:val="0"/>
+      <w:i w:val="0"/>
+      <w:iCs w:val="0"/>
+      <w:color w:val="C7254E"/>
+      <w:sz w:val="20"/>
+      <w:szCs w:val="20"/>
+    </w:rPr>
+  </w:style>
 </w:styles>
 </file>
 
